--- a/harassment/paper-revisions/Cover Letter_Heliyon.docx
+++ b/harassment/paper-revisions/Cover Letter_Heliyon.docx
@@ -109,7 +109,7 @@
           <w:rFonts w:ascii="Calibri" w:hAnsi="Calibri"/>
           <w:sz w:val="22"/>
         </w:rPr>
-        <w:t>May 07, 2026</w:t>
+        <w:t>May 14, 2026</w:t>
       </w:r>
     </w:p>
     <w:p>
